--- a/C64 Expansion Port Extension/Cartridge Side/Rev. 0/text/C64ExpExtC_ModD.docx
+++ b/C64 Expansion Port Extension/Cartridge Side/Rev. 0/text/C64ExpExtC_ModD.docx
@@ -98,6 +98,7 @@
     </w:p>
     <w:p>
       <w:pPr>
+        <w:jc w:val="both"/>
         <w:rPr>
           <w:lang w:val="en-US"/>
         </w:rPr>
@@ -124,7 +125,13 @@
         <w:rPr>
           <w:lang w:val="en-US"/>
         </w:rPr>
-        <w:t>is not yet determined.</w:t>
+        <w:t>is not yet determined</w:t>
+      </w:r>
+      <w:r>
+        <w:rPr>
+          <w:lang w:val="en-US"/>
+        </w:rPr>
+        <w:t xml:space="preserve"> it is &gt;25cm and &lt;100 cm. </w:t>
       </w:r>
       <w:r>
         <w:rPr>
@@ -137,6 +144,12 @@
           <w:lang w:val="en-US"/>
         </w:rPr>
         <w:t>providing the cartridge connector</w:t>
+      </w:r>
+      <w:r>
+        <w:rPr>
+          <w:lang w:val="en-US"/>
+        </w:rPr>
+        <w:t xml:space="preserve"> and a reset switch (two possible positions)</w:t>
       </w:r>
       <w:r>
         <w:rPr>
@@ -290,6 +303,7 @@
           <w:iCs w:val="0"/>
           <w:lang w:val="en-US"/>
         </w:rPr>
+        <w:lastRenderedPageBreak/>
         <w:t>Connector Pinouts</w:t>
       </w:r>
     </w:p>
@@ -320,19 +334,7 @@
         <w:rPr>
           <w:lang w:val="en-US"/>
         </w:rPr>
-        <w:t>2x2</w:t>
-      </w:r>
-      <w:r>
-        <w:rPr>
-          <w:lang w:val="en-US"/>
-        </w:rPr>
-        <w:t>5</w:t>
-      </w:r>
-      <w:r>
-        <w:rPr>
-          <w:lang w:val="en-US"/>
-        </w:rPr>
-        <w:t xml:space="preserve"> box header, 2.54mm pitch</w:t>
+        <w:t>2x25 box header, 2.54mm pitch</w:t>
       </w:r>
     </w:p>
     <w:tbl>
@@ -369,7 +371,6 @@
               <w:rPr>
                 <w:lang w:val="en-US"/>
               </w:rPr>
-              <w:lastRenderedPageBreak/>
               <w:t>Pin</w:t>
             </w:r>
           </w:p>
@@ -3766,6 +3767,7 @@
               <w:rPr>
                 <w:lang w:val="en-US"/>
               </w:rPr>
+              <w:lastRenderedPageBreak/>
               <w:t>7</w:t>
             </w:r>
           </w:p>
@@ -4099,7 +4101,6 @@
               <w:rPr>
                 <w:lang w:val="en-US"/>
               </w:rPr>
-              <w:lastRenderedPageBreak/>
               <w:t>10</w:t>
             </w:r>
           </w:p>
@@ -5389,7 +5390,32 @@
         <w:rPr>
           <w:lang w:val="en-US"/>
         </w:rPr>
-        <w:t>Prototype</w:t>
+        <w:t>The p</w:t>
+      </w:r>
+      <w:r>
+        <w:rPr>
+          <w:lang w:val="en-US"/>
+        </w:rPr>
+        <w:t>rototype</w:t>
+      </w:r>
+      <w:r>
+        <w:rPr>
+          <w:lang w:val="en-US"/>
+        </w:rPr>
+        <w:t xml:space="preserve"> is functional with a 25cm ribbon cable.</w:t>
+      </w:r>
+    </w:p>
+    <w:p>
+      <w:pPr>
+        <w:rPr>
+          <w:lang w:val="en-US"/>
+        </w:rPr>
+      </w:pPr>
+      <w:r>
+        <w:rPr>
+          <w:lang w:val="en-US"/>
+        </w:rPr>
+        <w:t>See test description (Doc.-No. 227-6-02-00)</w:t>
       </w:r>
     </w:p>
     <w:sectPr>
@@ -5435,84 +5461,107 @@
   <w:p>
     <w:pPr>
       <w:pStyle w:val="Fuzeile"/>
+      <w:rPr>
+        <w:lang w:val="en-US"/>
+      </w:rPr>
     </w:pPr>
     <w:r>
       <w:rPr>
         <w:noProof/>
+        <w:lang w:val="en-US"/>
       </w:rPr>
       <w:fldChar w:fldCharType="begin"/>
     </w:r>
     <w:r>
       <w:rPr>
         <w:noProof/>
+        <w:lang w:val="en-US"/>
       </w:rPr>
       <w:instrText xml:space="preserve"> FILENAME \* MERGEFORMAT </w:instrText>
     </w:r>
     <w:r>
       <w:rPr>
         <w:noProof/>
+        <w:lang w:val="en-US"/>
       </w:rPr>
       <w:fldChar w:fldCharType="separate"/>
     </w:r>
     <w:r>
       <w:rPr>
         <w:noProof/>
+        <w:lang w:val="en-US"/>
       </w:rPr>
       <w:t>C64ExpExtC_ModD.docx</w:t>
     </w:r>
     <w:r>
       <w:rPr>
         <w:noProof/>
+        <w:lang w:val="en-US"/>
       </w:rPr>
       <w:fldChar w:fldCharType="end"/>
     </w:r>
     <w:r>
+      <w:rPr>
+        <w:lang w:val="en-US"/>
+      </w:rPr>
       <w:tab/>
     </w:r>
     <w:r>
+      <w:rPr>
+        <w:lang w:val="en-US"/>
+      </w:rPr>
       <w:ptab w:relativeTo="margin" w:alignment="right" w:leader="none"/>
     </w:r>
     <w:r>
+      <w:rPr>
+        <w:lang w:val="en-US"/>
+      </w:rPr>
       <w:fldChar w:fldCharType="begin"/>
     </w:r>
     <w:r>
+      <w:rPr>
+        <w:lang w:val="en-US"/>
+      </w:rPr>
       <w:instrText xml:space="preserve"> TIME \@ "dd.MM.yyyy HH:mm" </w:instrText>
     </w:r>
     <w:r>
+      <w:rPr>
+        <w:lang w:val="en-US"/>
+      </w:rPr>
       <w:fldChar w:fldCharType="separate"/>
     </w:r>
     <w:r>
       <w:rPr>
         <w:noProof/>
-      </w:rPr>
-      <w:t>25.05.2026 21:33</w:t>
-    </w:r>
-    <w:r>
+        <w:lang w:val="en-US"/>
+      </w:rPr>
+      <w:t>04.07.2026 12:59</w:t>
+    </w:r>
+    <w:r>
+      <w:rPr>
+        <w:lang w:val="en-US"/>
+      </w:rPr>
       <w:fldChar w:fldCharType="end"/>
     </w:r>
   </w:p>
   <w:p>
     <w:pPr>
       <w:pStyle w:val="Fuzeile"/>
+      <w:rPr>
+        <w:lang w:val="en-US"/>
+      </w:rPr>
     </w:pPr>
-    <w:proofErr w:type="spellStart"/>
-    <w:r>
-      <w:t>Drafted</w:t>
-    </w:r>
-    <w:proofErr w:type="spellEnd"/>
-    <w:r>
-      <w:t xml:space="preserve"> </w:t>
-    </w:r>
-    <w:proofErr w:type="spellStart"/>
-    <w:r>
-      <w:t>by</w:t>
-    </w:r>
-    <w:proofErr w:type="spellEnd"/>
-    <w:r>
-      <w:t xml:space="preserve"> </w:t>
+    <w:r>
+      <w:rPr>
+        <w:lang w:val="en-US"/>
+      </w:rPr>
+      <w:t xml:space="preserve">Drafted by </w:t>
     </w:r>
     <w:sdt>
       <w:sdtPr>
+        <w:rPr>
+          <w:lang w:val="en-US"/>
+        </w:rPr>
         <w:alias w:val="Autor"/>
         <w:tag w:val=""/>
         <w:id w:val="1658342746"/>
@@ -5522,34 +5571,49 @@
       <w:sdtEndPr/>
       <w:sdtContent>
         <w:r>
+          <w:rPr>
+            <w:lang w:val="en-US"/>
+          </w:rPr>
           <w:t>Sven Petersen</w:t>
         </w:r>
       </w:sdtContent>
     </w:sdt>
     <w:r>
+      <w:rPr>
+        <w:lang w:val="en-US"/>
+      </w:rPr>
       <w:tab/>
     </w:r>
     <w:r>
+      <w:rPr>
+        <w:lang w:val="en-US"/>
+      </w:rPr>
       <w:t>Page</w:t>
     </w:r>
     <w:r>
+      <w:rPr>
+        <w:lang w:val="en-US"/>
+      </w:rPr>
       <w:t xml:space="preserve"> </w:t>
     </w:r>
     <w:r>
       <w:rPr>
         <w:rStyle w:val="Seitenzahl"/>
+        <w:lang w:val="en-US"/>
       </w:rPr>
       <w:fldChar w:fldCharType="begin"/>
     </w:r>
     <w:r>
       <w:rPr>
         <w:rStyle w:val="Seitenzahl"/>
+        <w:lang w:val="en-US"/>
       </w:rPr>
       <w:instrText xml:space="preserve"> PAGE </w:instrText>
     </w:r>
     <w:r>
       <w:rPr>
         <w:rStyle w:val="Seitenzahl"/>
+        <w:lang w:val="en-US"/>
       </w:rPr>
       <w:fldChar w:fldCharType="separate"/>
     </w:r>
@@ -5557,50 +5621,56 @@
       <w:rPr>
         <w:rStyle w:val="Seitenzahl"/>
         <w:noProof/>
+        <w:lang w:val="en-US"/>
       </w:rPr>
       <w:t>2</w:t>
     </w:r>
     <w:r>
       <w:rPr>
         <w:rStyle w:val="Seitenzahl"/>
+        <w:lang w:val="en-US"/>
       </w:rPr>
       <w:fldChar w:fldCharType="end"/>
     </w:r>
     <w:r>
       <w:rPr>
         <w:rStyle w:val="Seitenzahl"/>
+        <w:lang w:val="en-US"/>
       </w:rPr>
       <w:t xml:space="preserve"> </w:t>
     </w:r>
-    <w:proofErr w:type="spellStart"/>
     <w:r>
       <w:rPr>
         <w:rStyle w:val="Seitenzahl"/>
+        <w:lang w:val="en-US"/>
       </w:rPr>
       <w:t>of</w:t>
     </w:r>
-    <w:proofErr w:type="spellEnd"/>
     <w:r>
       <w:rPr>
         <w:rStyle w:val="Seitenzahl"/>
+        <w:lang w:val="en-US"/>
       </w:rPr>
       <w:t xml:space="preserve"> </w:t>
     </w:r>
     <w:r>
       <w:rPr>
         <w:rStyle w:val="Seitenzahl"/>
+        <w:lang w:val="en-US"/>
       </w:rPr>
       <w:fldChar w:fldCharType="begin"/>
     </w:r>
     <w:r>
       <w:rPr>
         <w:rStyle w:val="Seitenzahl"/>
+        <w:lang w:val="en-US"/>
       </w:rPr>
       <w:instrText xml:space="preserve"> NUMPAGES </w:instrText>
     </w:r>
     <w:r>
       <w:rPr>
         <w:rStyle w:val="Seitenzahl"/>
+        <w:lang w:val="en-US"/>
       </w:rPr>
       <w:fldChar w:fldCharType="separate"/>
     </w:r>
@@ -5608,18 +5678,21 @@
       <w:rPr>
         <w:rStyle w:val="Seitenzahl"/>
         <w:noProof/>
+        <w:lang w:val="en-US"/>
       </w:rPr>
       <w:t>2</w:t>
     </w:r>
     <w:r>
       <w:rPr>
         <w:rStyle w:val="Seitenzahl"/>
+        <w:lang w:val="en-US"/>
       </w:rPr>
       <w:fldChar w:fldCharType="end"/>
     </w:r>
     <w:r>
       <w:rPr>
         <w:rStyle w:val="Seitenzahl"/>
+        <w:lang w:val="en-US"/>
       </w:rPr>
       <w:tab/>
       <w:t>Do</w:t>
@@ -5627,80 +5700,84 @@
     <w:r>
       <w:rPr>
         <w:rStyle w:val="Seitenzahl"/>
+        <w:lang w:val="en-US"/>
       </w:rPr>
       <w:t>c</w:t>
     </w:r>
     <w:r>
       <w:rPr>
         <w:rStyle w:val="Seitenzahl"/>
+        <w:lang w:val="en-US"/>
       </w:rPr>
       <w:t>.</w:t>
     </w:r>
     <w:r>
       <w:rPr>
         <w:rStyle w:val="Seitenzahl"/>
+        <w:lang w:val="en-US"/>
+      </w:rPr>
+      <w:t>-N</w:t>
+    </w:r>
+    <w:r>
+      <w:rPr>
+        <w:rStyle w:val="Seitenzahl"/>
+        <w:lang w:val="en-US"/>
+      </w:rPr>
+      <w:t>o</w:t>
+    </w:r>
+    <w:r>
+      <w:rPr>
+        <w:rStyle w:val="Seitenzahl"/>
+        <w:lang w:val="en-US"/>
+      </w:rPr>
+      <w:t xml:space="preserve">.: </w:t>
+    </w:r>
+    <w:r>
+      <w:rPr>
+        <w:rStyle w:val="Seitenzahl"/>
+        <w:lang w:val="en-US"/>
+      </w:rPr>
+      <w:t>22</w:t>
+    </w:r>
+    <w:r>
+      <w:rPr>
+        <w:rStyle w:val="Seitenzahl"/>
+        <w:lang w:val="en-US"/>
+      </w:rPr>
+      <w:t>7</w:t>
+    </w:r>
+    <w:r>
+      <w:rPr>
+        <w:rStyle w:val="Seitenzahl"/>
+        <w:lang w:val="en-US"/>
       </w:rPr>
       <w:t>-</w:t>
     </w:r>
-    <w:proofErr w:type="spellStart"/>
     <w:r>
       <w:rPr>
         <w:rStyle w:val="Seitenzahl"/>
-      </w:rPr>
-      <w:t>N</w:t>
+        <w:lang w:val="en-US"/>
+      </w:rPr>
+      <w:t>6</w:t>
     </w:r>
     <w:r>
       <w:rPr>
         <w:rStyle w:val="Seitenzahl"/>
-      </w:rPr>
-      <w:t>o</w:t>
-    </w:r>
-    <w:proofErr w:type="spellEnd"/>
+        <w:lang w:val="en-US"/>
+      </w:rPr>
+      <w:t>-0</w:t>
+    </w:r>
     <w:r>
       <w:rPr>
         <w:rStyle w:val="Seitenzahl"/>
-      </w:rPr>
-      <w:t xml:space="preserve">.: </w:t>
+        <w:lang w:val="en-US"/>
+      </w:rPr>
+      <w:t>1</w:t>
     </w:r>
     <w:r>
       <w:rPr>
         <w:rStyle w:val="Seitenzahl"/>
-      </w:rPr>
-      <w:t>22</w:t>
-    </w:r>
-    <w:r>
-      <w:rPr>
-        <w:rStyle w:val="Seitenzahl"/>
-      </w:rPr>
-      <w:t>7</w:t>
-    </w:r>
-    <w:r>
-      <w:rPr>
-        <w:rStyle w:val="Seitenzahl"/>
-      </w:rPr>
-      <w:t>-</w:t>
-    </w:r>
-    <w:r>
-      <w:rPr>
-        <w:rStyle w:val="Seitenzahl"/>
-      </w:rPr>
-      <w:t>6</w:t>
-    </w:r>
-    <w:r>
-      <w:rPr>
-        <w:rStyle w:val="Seitenzahl"/>
-      </w:rPr>
-      <w:t>-0</w:t>
-    </w:r>
-    <w:r>
-      <w:rPr>
-        <w:rStyle w:val="Seitenzahl"/>
-      </w:rPr>
-      <w:t>1</w:t>
-    </w:r>
-    <w:r>
-      <w:rPr>
-        <w:rStyle w:val="Seitenzahl"/>
+        <w:lang w:val="en-US"/>
       </w:rPr>
       <w:t>-00</w:t>
     </w:r>
@@ -5716,12 +5793,14 @@
       <w:rPr>
         <w:sz w:val="20"/>
         <w:szCs w:val="20"/>
+        <w:lang w:val="en-US"/>
       </w:rPr>
     </w:pPr>
     <w:r>
       <w:rPr>
         <w:sz w:val="20"/>
         <w:szCs w:val="20"/>
+        <w:lang w:val="en-US"/>
       </w:rPr>
       <w:fldChar w:fldCharType="begin"/>
     </w:r>
@@ -5729,6 +5808,7 @@
       <w:rPr>
         <w:sz w:val="20"/>
         <w:szCs w:val="20"/>
+        <w:lang w:val="en-US"/>
       </w:rPr>
       <w:instrText xml:space="preserve"> FILENAME \* MERGEFORMAT </w:instrText>
     </w:r>
@@ -5736,6 +5816,7 @@
       <w:rPr>
         <w:sz w:val="20"/>
         <w:szCs w:val="20"/>
+        <w:lang w:val="en-US"/>
       </w:rPr>
       <w:fldChar w:fldCharType="separate"/>
     </w:r>
@@ -5744,6 +5825,7 @@
         <w:noProof/>
         <w:sz w:val="20"/>
         <w:szCs w:val="20"/>
+        <w:lang w:val="en-US"/>
       </w:rPr>
       <w:t>C64ExpExtC_ModD.docx</w:t>
     </w:r>
@@ -5751,6 +5833,7 @@
       <w:rPr>
         <w:sz w:val="20"/>
         <w:szCs w:val="20"/>
+        <w:lang w:val="en-US"/>
       </w:rPr>
       <w:fldChar w:fldCharType="end"/>
     </w:r>
@@ -5758,6 +5841,7 @@
       <w:rPr>
         <w:sz w:val="20"/>
         <w:szCs w:val="20"/>
+        <w:lang w:val="en-US"/>
       </w:rPr>
       <w:tab/>
     </w:r>
@@ -5765,6 +5849,7 @@
       <w:rPr>
         <w:sz w:val="20"/>
         <w:szCs w:val="20"/>
+        <w:lang w:val="en-US"/>
       </w:rPr>
       <w:tab/>
     </w:r>
@@ -5772,6 +5857,7 @@
       <w:rPr>
         <w:sz w:val="20"/>
         <w:szCs w:val="20"/>
+        <w:lang w:val="en-US"/>
       </w:rPr>
       <w:fldChar w:fldCharType="begin"/>
     </w:r>
@@ -5779,6 +5865,7 @@
       <w:rPr>
         <w:sz w:val="20"/>
         <w:szCs w:val="20"/>
+        <w:lang w:val="en-US"/>
       </w:rPr>
       <w:instrText xml:space="preserve"> TIME \@ "dd.MM.yyyy HH:mm" </w:instrText>
     </w:r>
@@ -5786,6 +5873,7 @@
       <w:rPr>
         <w:sz w:val="20"/>
         <w:szCs w:val="20"/>
+        <w:lang w:val="en-US"/>
       </w:rPr>
       <w:fldChar w:fldCharType="separate"/>
     </w:r>
@@ -5794,13 +5882,15 @@
         <w:noProof/>
         <w:sz w:val="20"/>
         <w:szCs w:val="20"/>
-      </w:rPr>
-      <w:t>25.05.2026 21:33</w:t>
+        <w:lang w:val="en-US"/>
+      </w:rPr>
+      <w:t>04.07.2026 12:59</w:t>
     </w:r>
     <w:r>
       <w:rPr>
         <w:sz w:val="20"/>
         <w:szCs w:val="20"/>
+        <w:lang w:val="en-US"/>
       </w:rPr>
       <w:fldChar w:fldCharType="end"/>
     </w:r>
@@ -5811,44 +5901,22 @@
       <w:rPr>
         <w:sz w:val="20"/>
         <w:szCs w:val="20"/>
+        <w:lang w:val="en-US"/>
       </w:rPr>
     </w:pPr>
-    <w:proofErr w:type="spellStart"/>
     <w:r>
       <w:rPr>
         <w:sz w:val="20"/>
         <w:szCs w:val="20"/>
-      </w:rPr>
-      <w:t>Drafted</w:t>
-    </w:r>
-    <w:proofErr w:type="spellEnd"/>
+        <w:lang w:val="en-US"/>
+      </w:rPr>
+      <w:t xml:space="preserve">Drafted by </w:t>
+    </w:r>
     <w:r>
       <w:rPr>
         <w:sz w:val="20"/>
         <w:szCs w:val="20"/>
-      </w:rPr>
-      <w:t xml:space="preserve"> </w:t>
-    </w:r>
-    <w:proofErr w:type="spellStart"/>
-    <w:r>
-      <w:rPr>
-        <w:sz w:val="20"/>
-        <w:szCs w:val="20"/>
-      </w:rPr>
-      <w:t>by</w:t>
-    </w:r>
-    <w:proofErr w:type="spellEnd"/>
-    <w:r>
-      <w:rPr>
-        <w:sz w:val="20"/>
-        <w:szCs w:val="20"/>
-      </w:rPr>
-      <w:t xml:space="preserve"> </w:t>
-    </w:r>
-    <w:r>
-      <w:rPr>
-        <w:sz w:val="20"/>
-        <w:szCs w:val="20"/>
+        <w:lang w:val="en-US"/>
       </w:rPr>
       <w:t xml:space="preserve"> </w:t>
     </w:r>
@@ -5857,6 +5925,7 @@
         <w:rPr>
           <w:sz w:val="20"/>
           <w:szCs w:val="20"/>
+          <w:lang w:val="en-US"/>
         </w:rPr>
         <w:alias w:val="Autor"/>
         <w:tag w:val=""/>
@@ -5870,6 +5939,7 @@
           <w:rPr>
             <w:sz w:val="20"/>
             <w:szCs w:val="20"/>
+            <w:lang w:val="en-US"/>
           </w:rPr>
           <w:t>Sven Petersen</w:t>
         </w:r>
@@ -5879,6 +5949,7 @@
       <w:rPr>
         <w:sz w:val="20"/>
         <w:szCs w:val="20"/>
+        <w:lang w:val="en-US"/>
       </w:rPr>
       <w:tab/>
     </w:r>
@@ -5886,6 +5957,7 @@
       <w:rPr>
         <w:sz w:val="20"/>
         <w:szCs w:val="20"/>
+        <w:lang w:val="en-US"/>
       </w:rPr>
       <w:t>Page</w:t>
     </w:r>
@@ -5893,6 +5965,7 @@
       <w:rPr>
         <w:sz w:val="20"/>
         <w:szCs w:val="20"/>
+        <w:lang w:val="en-US"/>
       </w:rPr>
       <w:t xml:space="preserve"> </w:t>
     </w:r>
@@ -5900,6 +5973,7 @@
       <w:rPr>
         <w:sz w:val="20"/>
         <w:szCs w:val="20"/>
+        <w:lang w:val="en-US"/>
       </w:rPr>
       <w:fldChar w:fldCharType="begin"/>
     </w:r>
@@ -5907,6 +5981,7 @@
       <w:rPr>
         <w:sz w:val="20"/>
         <w:szCs w:val="20"/>
+        <w:lang w:val="en-US"/>
       </w:rPr>
       <w:instrText xml:space="preserve"> PAGE </w:instrText>
     </w:r>
@@ -5914,6 +5989,7 @@
       <w:rPr>
         <w:sz w:val="20"/>
         <w:szCs w:val="20"/>
+        <w:lang w:val="en-US"/>
       </w:rPr>
       <w:fldChar w:fldCharType="separate"/>
     </w:r>
@@ -5922,6 +5998,7 @@
         <w:noProof/>
         <w:sz w:val="20"/>
         <w:szCs w:val="20"/>
+        <w:lang w:val="en-US"/>
       </w:rPr>
       <w:t>1</w:t>
     </w:r>
@@ -5929,6 +6006,7 @@
       <w:rPr>
         <w:sz w:val="20"/>
         <w:szCs w:val="20"/>
+        <w:lang w:val="en-US"/>
       </w:rPr>
       <w:fldChar w:fldCharType="end"/>
     </w:r>
@@ -5936,22 +6014,23 @@
       <w:rPr>
         <w:sz w:val="20"/>
         <w:szCs w:val="20"/>
+        <w:lang w:val="en-US"/>
       </w:rPr>
       <w:t xml:space="preserve"> </w:t>
     </w:r>
-    <w:proofErr w:type="spellStart"/>
     <w:r>
       <w:rPr>
         <w:sz w:val="20"/>
         <w:szCs w:val="20"/>
+        <w:lang w:val="en-US"/>
       </w:rPr>
       <w:t>of</w:t>
     </w:r>
-    <w:proofErr w:type="spellEnd"/>
     <w:r>
       <w:rPr>
         <w:sz w:val="20"/>
         <w:szCs w:val="20"/>
+        <w:lang w:val="en-US"/>
       </w:rPr>
       <w:t xml:space="preserve"> </w:t>
     </w:r>
@@ -5959,6 +6038,7 @@
       <w:rPr>
         <w:sz w:val="20"/>
         <w:szCs w:val="20"/>
+        <w:lang w:val="en-US"/>
       </w:rPr>
       <w:fldChar w:fldCharType="begin"/>
     </w:r>
@@ -5966,6 +6046,7 @@
       <w:rPr>
         <w:sz w:val="20"/>
         <w:szCs w:val="20"/>
+        <w:lang w:val="en-US"/>
       </w:rPr>
       <w:instrText xml:space="preserve"> NUMPAGES </w:instrText>
     </w:r>
@@ -5973,6 +6054,7 @@
       <w:rPr>
         <w:sz w:val="20"/>
         <w:szCs w:val="20"/>
+        <w:lang w:val="en-US"/>
       </w:rPr>
       <w:fldChar w:fldCharType="separate"/>
     </w:r>
@@ -5981,6 +6063,7 @@
         <w:noProof/>
         <w:sz w:val="20"/>
         <w:szCs w:val="20"/>
+        <w:lang w:val="en-US"/>
       </w:rPr>
       <w:t>1</w:t>
     </w:r>
@@ -5988,6 +6071,7 @@
       <w:rPr>
         <w:sz w:val="20"/>
         <w:szCs w:val="20"/>
+        <w:lang w:val="en-US"/>
       </w:rPr>
       <w:fldChar w:fldCharType="end"/>
     </w:r>
@@ -5995,6 +6079,7 @@
       <w:rPr>
         <w:sz w:val="20"/>
         <w:szCs w:val="20"/>
+        <w:lang w:val="en-US"/>
       </w:rPr>
       <w:tab/>
       <w:t>Do</w:t>
@@ -6003,6 +6088,7 @@
       <w:rPr>
         <w:sz w:val="20"/>
         <w:szCs w:val="20"/>
+        <w:lang w:val="en-US"/>
       </w:rPr>
       <w:t>c</w:t>
     </w:r>
@@ -6010,78 +6096,79 @@
       <w:rPr>
         <w:sz w:val="20"/>
         <w:szCs w:val="20"/>
-      </w:rPr>
-      <w:t>.-</w:t>
-    </w:r>
-    <w:proofErr w:type="spellStart"/>
+        <w:lang w:val="en-US"/>
+      </w:rPr>
+      <w:t>.-N</w:t>
+    </w:r>
     <w:r>
       <w:rPr>
         <w:sz w:val="20"/>
         <w:szCs w:val="20"/>
-      </w:rPr>
-      <w:t>N</w:t>
+        <w:lang w:val="en-US"/>
+      </w:rPr>
+      <w:t>o</w:t>
     </w:r>
     <w:r>
       <w:rPr>
         <w:sz w:val="20"/>
         <w:szCs w:val="20"/>
-      </w:rPr>
-      <w:t>o</w:t>
-    </w:r>
-    <w:proofErr w:type="spellEnd"/>
+        <w:lang w:val="en-US"/>
+      </w:rPr>
+      <w:t xml:space="preserve">.: </w:t>
+    </w:r>
     <w:r>
       <w:rPr>
         <w:sz w:val="20"/>
         <w:szCs w:val="20"/>
-      </w:rPr>
-      <w:t xml:space="preserve">.: </w:t>
+        <w:lang w:val="en-US"/>
+      </w:rPr>
+      <w:t>22</w:t>
     </w:r>
     <w:r>
       <w:rPr>
         <w:sz w:val="20"/>
         <w:szCs w:val="20"/>
-      </w:rPr>
-      <w:t>22</w:t>
+        <w:lang w:val="en-US"/>
+      </w:rPr>
+      <w:t>7</w:t>
     </w:r>
     <w:r>
       <w:rPr>
         <w:sz w:val="20"/>
         <w:szCs w:val="20"/>
-      </w:rPr>
-      <w:t>7</w:t>
+        <w:lang w:val="en-US"/>
+      </w:rPr>
+      <w:t>-</w:t>
     </w:r>
     <w:r>
       <w:rPr>
         <w:sz w:val="20"/>
         <w:szCs w:val="20"/>
-      </w:rPr>
-      <w:t>-</w:t>
+        <w:lang w:val="en-US"/>
+      </w:rPr>
+      <w:t>6</w:t>
     </w:r>
     <w:r>
       <w:rPr>
         <w:sz w:val="20"/>
         <w:szCs w:val="20"/>
-      </w:rPr>
-      <w:t>6</w:t>
+        <w:lang w:val="en-US"/>
+      </w:rPr>
+      <w:t>-0</w:t>
     </w:r>
     <w:r>
       <w:rPr>
         <w:sz w:val="20"/>
         <w:szCs w:val="20"/>
-      </w:rPr>
-      <w:t>-0</w:t>
+        <w:lang w:val="en-US"/>
+      </w:rPr>
+      <w:t>1</w:t>
     </w:r>
     <w:r>
       <w:rPr>
         <w:sz w:val="20"/>
         <w:szCs w:val="20"/>
-      </w:rPr>
-      <w:t>1</w:t>
-    </w:r>
-    <w:r>
-      <w:rPr>
-        <w:sz w:val="20"/>
-        <w:szCs w:val="20"/>
+        <w:lang w:val="en-US"/>
       </w:rPr>
       <w:t>-00</w:t>
     </w:r>
